--- a/LLDD/word/Jobs/LLDD-BE-Job-12-NotifyPendingWork.docx
+++ b/LLDD/word/Jobs/LLDD-BE-Job-12-NotifyPendingWork.docx
@@ -1511,7 +1511,16 @@
         <w:t>@Cron</w:t>
       </w:r>
       <w:r>
-        <w:t xml:space="preserve">) · ทุก job ถูกบันทึกลง </w:t>
+        <w:t xml:space="preserve">) — </w:t>
+      </w:r>
+      <w:r>
+        <w:rPr>
+          <w:b/>
+        </w:rPr>
+        <w:t>ยกเว้น job ที่เป็น event-driven (ดูหัวข้อ Config Schema ของ job นั้น) ซึ่งห้ามตั้ง schedule</w:t>
+      </w:r>
+      <w:r>
+        <w:t xml:space="preserve"> · ทุก job ถูกบันทึกลง </w:t>
       </w:r>
       <w:r>
         <w:rPr>
@@ -7901,7 +7910,7 @@
                 <w:rFonts w:ascii="Arial" w:hAnsi="Arial" w:eastAsia="Arial" w:cs="Tahoma"/>
                 <w:sz w:val="18"/>
               </w:rPr>
-              <w:t>ไม่มีตาราง job_run_histories แล้ว · ไฟล์/ACK ดูที่ sgi_interface_transactions</w:t>
+              <w:t>ไม่มีตาราง job_run_histories แล้ว · ผลการรับส่งไฟล์/ข้อความดูที่ sgi_interface_transactions</w:t>
             </w:r>
           </w:p>
         </w:tc>
@@ -8672,16 +8681,34 @@
         <w:t>publishMessage</w:t>
       </w:r>
       <w:r>
-        <w:t xml:space="preserve"> เป็น fire-and-forget ไม่มี publisher confirm/outbox — งานที่ต้องการ </w:t>
+        <w:t xml:space="preserve"> เป็น fire-and-forget </w:t>
       </w:r>
       <w:r>
         <w:rPr>
           <w:b/>
         </w:rPr>
-        <w:t>transactional outbox + ACK</w:t>
+        <w:t>ไม่มี publisher confirm และไม่มี outbox</w:t>
       </w:r>
       <w:r>
-        <w:t xml:space="preserve"> (Job 6) ต้องสร้างกลไกเพิ่ม ไม่ใช่ reuse ตรง ๆ (4) ยังไม่มี entity/ตาราง </w:t>
+        <w:t xml:space="preserve"> — งานที่ต้องการ </w:t>
+      </w:r>
+      <w:r>
+        <w:rPr>
+          <w:b/>
+        </w:rPr>
+        <w:t>transactional outbox + publisher confirm</w:t>
+      </w:r>
+      <w:r>
+        <w:t xml:space="preserve"> (Job 6 · และ </w:t>
+      </w:r>
+      <w:r>
+        <w:rPr>
+          <w:rFonts w:ascii="Courier New" w:hAnsi="Courier New" w:eastAsia="Courier New" w:cs="Tahoma"/>
+        </w:rPr>
+        <w:t>sgi_reflow</w:t>
+      </w:r>
+      <w:r>
+        <w:t xml:space="preserve"> ฝั่ง BE) ต้องสร้างกลไกเพิ่มเอง ไม่ใช่ reuse ได้เลย · ⚠️ ไม่มี ACK ระดับธุรกิจให้รอ (มติ 2026-09-08 ข้อ 2.13) (4) ยังไม่มี entity/ตาราง </w:t>
       </w:r>
       <w:r>
         <w:rPr>

--- a/LLDD/word/Jobs/LLDD-BE-Job-12-NotifyPendingWork.docx
+++ b/LLDD/word/Jobs/LLDD-BE-Job-12-NotifyPendingWork.docx
@@ -3914,7 +3914,25 @@
     <w:p/>
     <w:p>
       <w:r>
-        <w:t>Line ranges refer to the legacy Java implementation under /Users/bank_mac/gosoft/java/SBP/fcsJar. Use these ranges to preserve business behavior while implementing the target Node job.</w:t>
+        <w:t xml:space="preserve">Line ranges refer to the legacy Java implementation under </w:t>
+      </w:r>
+      <w:r>
+        <w:rPr>
+          <w:rFonts w:ascii="Courier New" w:hAnsi="Courier New" w:eastAsia="Courier New" w:cs="Tahoma"/>
+        </w:rPr>
+        <w:t>batchjob/fcsJar/</w:t>
+      </w:r>
+      <w:r>
+        <w:t xml:space="preserve"> (path นับจากราก </w:t>
+      </w:r>
+      <w:r>
+        <w:rPr>
+          <w:rFonts w:ascii="Courier New" w:hAnsi="Courier New" w:eastAsia="Courier New" w:cs="Tahoma"/>
+        </w:rPr>
+        <w:t>sbp-prototype/</w:t>
+      </w:r>
+      <w:r>
+        <w:t>). Use these ranges to preserve business behavior while implementing the target Node job.</w:t>
       </w:r>
     </w:p>
     <w:p>
@@ -6537,7 +6555,7 @@
         <w:rPr>
           <w:b/>
         </w:rPr>
-        <w:t>ของที่ยังไม่มีในโครง 20 ตาราง</w:t>
+        <w:t>ของที่ยังไม่มีในโครง 21 ตาราง</w:t>
       </w:r>
       <w:r>
         <w:t xml:space="preserve"> — เขียนโค้ดตามเงื่อนไขด้านบนแล้วจะ compile ไม่ผ่าน/คิวรีพังทันที</w:t>
@@ -9164,7 +9182,7 @@
                 <w:b/>
                 <w:sz w:val="18"/>
               </w:rPr>
-              <w:t>เพิ่ม `case 'sgi-job-12-notify-pending-work':`</w:t>
+              <w:t>เพิ่ม `case 'sgi-notify-pending-work':`</w:t>
             </w:r>
             <w:r>
               <w:rPr>
@@ -9381,7 +9399,7 @@
         <w:pageBreakBefore w:val="0"/>
       </w:pPr>
       <w:r>
-        <w:t>การลงทะเบียนใน `src/main.ts` (job `sgi-job-12-notify-pending-work`)</w:t>
+        <w:t>การลงทะเบียนใน `src/main.ts` (job `sgi-notify-pending-work`)</w:t>
       </w:r>
     </w:p>
     <w:p>
@@ -9396,7 +9414,7 @@
         </w:rPr>
         <w:t>// src/main.ts — เพิ่มเคสนี้ในสวิตช์เดิม (เรียงต่อจาก job ของ SGI ตัวก่อนหน้า)</w:t>
         <w:br/>
-        <w:t xml:space="preserve">      case 'sgi-job-12-notify-pending-work': {</w:t>
+        <w:t xml:space="preserve">      case 'sgi-notify-pending-work': {</w:t>
         <w:br/>
         <w:t xml:space="preserve">        const { NotifyPendingWorkService } = await import('./modules/sgi/job-12-notify-pending-work.service');</w:t>
         <w:br/>
@@ -9423,7 +9441,7 @@
         <w:rPr>
           <w:rFonts w:ascii="Courier New" w:hAnsi="Courier New" w:eastAsia="Courier New" w:cs="Tahoma"/>
         </w:rPr>
-        <w:t>StatementService.logInterfest('sgi-job-12-notify-pending-work', input)</w:t>
+        <w:t>StatementService.logInterfest('sgi-notify-pending-work', input)</w:t>
       </w:r>
       <w:r>
         <w:t xml:space="preserve"> ให้อยู่แล้วก่อนเข้าสวิตช์ → </w:t>
@@ -9573,10 +9591,6 @@
         <w:br/>
         <w:t xml:space="preserve">  cron: string;</w:t>
         <w:br/>
-        <w:t xml:space="preserve">  /** กำหนดการรัน (Cron) — ทุกวันจันทร์ 10:00 น. ตาม Workflow design */</w:t>
-        <w:br/>
-        <w:t xml:space="preserve">  cron: string;</w:t>
-        <w:br/>
         <w:t xml:space="preserve">  /** ช่วงอายุงานที่เตือน — เป็นช่วง 7 วัน ไม่ใช่ "&gt;= n วัน" — นอกช่วงไม่ส่งเลย (พฤติกรรมเดิมของ MailReportService.seperateDay) */</w:t>
         <w:br/>
         <w:t xml:space="preserve">  param2: string;</w:t>
@@ -9611,8 +9625,6 @@
         <w:t xml:space="preserve">  enabled = (process.env.SGI_JOB12_ENABLED ?? 'true') === 'true';</w:t>
         <w:br/>
         <w:t xml:space="preserve">  cron = process.env.SGI_JOB12_CRON ?? '0 10 * * 1';</w:t>
-        <w:br/>
-        <w:t xml:space="preserve">  cron = process.env.SGI_JOB12_CRON ?? '0 10 * * 1'; // TODO: แก้ผ่าน env/config file แล้ว deploy</w:t>
         <w:br/>
         <w:t xml:space="preserve">  param2 = process.env.SGI_JOB12_PARAM2 ?? '30-36 | 45-51 | 60-66 วัน'; // TODO: แก้ผ่าน env/config file แล้ว deploy</w:t>
         <w:br/>
@@ -10991,7 +11003,9 @@
         <w:br/>
         <w:t xml:space="preserve">    const startedAt = Date.now();</w:t>
         <w:br/>
-        <w:t xml:space="preserve">    // TODO: state ถือ counter (read/written/skipped/rejected) และค่าจาก job12Config</w:t>
+        <w:t xml:space="preserve">    // TODO: state ถือ candidates ที่อ่านมา + counter (read/written/skipped/rejected/marked)</w:t>
+        <w:br/>
+        <w:t xml:space="preserve">    //       และค่าจาก job12Config — ทุก counter ต้องถูกอัปเดตจาก record จริง ไม่ใช่ค่าคงที่</w:t>
         <w:br/>
         <w:t xml:space="preserve">    const state = this.service.createState(ctx);</w:t>
         <w:br/>
@@ -11142,7 +11156,13 @@
         <w:t xml:space="preserve">  constructor(@Inject('DATA_SOURCE') private readonly dataSource: DataSource) {}</w:t>
         <w:br/>
         <w:br/>
-        <w:t xml:space="preserve">  async runExclusive&lt;T&gt;(jobNo: string, fn: () =&gt; Promise&lt;T&gt;): Promise&lt;T | { status: 'SKIPPED_LOCKED' }&gt; {</w:t>
+        <w:t xml:space="preserve">  // period = งวดที่รอบนี้ทำงาน ('YYYY-MM') — เป็นส่วนหนึ่งของคีย์ล็อก ไม่ใช่แค่หมายเลข job</w:t>
+        <w:br/>
+        <w:t xml:space="preserve">  // (เจอจริง 2026-09-09: ล็อกด้วย jobNo อย่างเดียว = คนละงวดก็รันพร้อมกันไม่ได้</w:t>
+        <w:br/>
+        <w:t xml:space="preserve">  //  ทั้งที่เอกสารระบุว่าคนละงวดต้องรันขนานกันได้ · ส่ง period = null ถ้าต้องการล็อกทั้ง job)</w:t>
+        <w:br/>
+        <w:t xml:space="preserve">  async runExclusive&lt;T&gt;(jobNo: string, period: string | null, fn: () =&gt; Promise&lt;T&gt;): Promise&lt;T | { status: 'SKIPPED_LOCKED' }&gt; {</w:t>
         <w:br/>
         <w:t xml:space="preserve">    // TODO: ต้องใช้ QueryRunner (connection เดียวบน master) — dataSource.query() ของโปรเจกต์นี้</w:t>
         <w:br/>
@@ -11152,7 +11172,19 @@
         <w:br/>
         <w:t xml:space="preserve">    await runner.connect();</w:t>
         <w:br/>
-        <w:t xml:space="preserve">    const objectId = JOB_LOCK_KEYS[jobNo];</w:t>
+        <w:t xml:space="preserve">    // pg_try_advisory_lock(int4, int4) — objectId ต้องอยู่ในช่วง int4</w:t>
+        <w:br/>
+        <w:t xml:space="preserve">    //   ล็อกทั้ง job : objectId = JOB_LOCK_KEYS[jobNo]</w:t>
+        <w:br/>
+        <w:t xml:space="preserve">    //   ล็อกรายงวด  : ผสมงวดเข้าไปด้วย hashtext() แล้วบีบให้อยู่ในช่วงที่ปลอดภัย</w:t>
+        <w:br/>
+        <w:t xml:space="preserve">    const baseId = JOB_LOCK_KEYS[jobNo];</w:t>
+        <w:br/>
+        <w:t xml:space="preserve">    const objectId = period === null ? baseId</w:t>
+        <w:br/>
+        <w:t xml:space="preserve">      : (await runner.query('SELECT (hashtext($1) &amp; 2147483647) % 1000000 + $2 * 1000000 AS id',</w:t>
+        <w:br/>
+        <w:t xml:space="preserve">                            [period, baseId]))[0].id;</w:t>
         <w:br/>
         <w:t xml:space="preserve">    try {</w:t>
         <w:br/>
@@ -11168,7 +11200,7 @@
         <w:br/>
         <w:t xml:space="preserve">        // TODO: รอบนี้ข้ามไปเฉย ๆ ไม่ถือเป็น error และไม่ต้องส่งอีเมล</w:t>
         <w:br/>
-        <w:t xml:space="preserve">        this.logger.warn(JSON.stringify({ event: 'job.skipped.locked', jobNo }));</w:t>
+        <w:t xml:space="preserve">        this.logger.warn(JSON.stringify({ event: 'job.skipped.locked', jobNo, period }));</w:t>
         <w:br/>
         <w:t xml:space="preserve">        return { status: 'SKIPPED_LOCKED' };</w:t>
         <w:br/>
@@ -11888,7 +11920,7 @@
         <w:br/>
         <w:t xml:space="preserve"> WHERE version_id = $1 AND current_state_id = ANY($2)</w:t>
         <w:br/>
-        <w:t xml:space="preserve">   -- ⚠️ ตารางนี้ไม่มี PK และไม่มี index เลย (19,283 แถว) — ประเมินต้นทุน query ก่อนใช้</w:t>
+        <w:t xml:space="preserve">   -- ⚠️ ตารางนี้ไม่มี PK และไม่มี index เลย (19,327 แถว) — ประเมินต้นทุน query ก่อนใช้</w:t>
         <w:br/>
         <w:t xml:space="preserve"> ORDER BY transaction_id   -- ตารางระบบเดิมไม่มี PK ที่ประกาศไว้ · ใช้คอลัมน์นี้ให้ลำดับคงที่</w:t>
         <w:br/>
@@ -11899,7 +11931,7 @@
         <w:br/>
         <w:t>-- คอลัมน์มาจาก DDL จริงของตารางนี้ (ห้าม SELECT *) · ตรวจว่ามี index รองรับ WHERE ก่อนขึ้น prod</w:t>
         <w:br/>
-        <w:t>SELECT id, account_month, account_year, allmap_url, approver_snapshot, created_at, created_by, current_section_code, doc_no, impact_month, impact_process_id, impacted_store_code   -- ตัดคอลัมน์ที่ job นี้ไม่ได้ใช้ออก (ทั้งตารางมี 25 คอลัมน์)</w:t>
+        <w:t>SELECT id, account_month, account_year, allmap_url, approver_snapshot, created_at, created_by, current_section_code, doc_no, impact_compensation_id, impact_month, impact_process_id   -- ตัดคอลัมน์ที่ job นี้ไม่ได้ใช้ออก (ทั้งตารางมี 26 คอลัมน์)</w:t>
         <w:br/>
         <w:t xml:space="preserve">  FROM sgi_compensation_documents</w:t>
         <w:br/>
@@ -12147,13 +12179,34 @@
         <w:keepLines/>
       </w:pPr>
       <w:r>
-        <w:t xml:space="preserve">สั่งรันนอกรอบผ่าน CLI/runbook เท่านั้น (ไม่มีหน้าจอและไม่มี Job Admin API): </w:t>
+        <w:t xml:space="preserve">สั่งรันนอกรอบผ่าน CLI/runbook เท่านั้น (ไม่มีหน้าจอและไม่มี Job Admin API) — local: </w:t>
       </w:r>
       <w:r>
         <w:rPr>
           <w:rFonts w:ascii="Courier New" w:hAnsi="Courier New" w:eastAsia="Courier New" w:cs="Tahoma"/>
         </w:rPr>
-        <w:t>node dist/batch/cli.js --job=12 --period=&lt;YYYYMM&gt;</w:t>
+        <w:t>JOB_NAME=sgi-notify-pending-work INPUT='{"year":2026,"month":6}' npm run start</w:t>
+      </w:r>
+      <w:r>
+        <w:t xml:space="preserve"> · AWS Batch: </w:t>
+      </w:r>
+      <w:r>
+        <w:rPr>
+          <w:rFonts w:ascii="Courier New" w:hAnsi="Courier New" w:eastAsia="Courier New" w:cs="Tahoma"/>
+        </w:rPr>
+        <w:t>node dist/main.js '{"year":2026,"month":6}' sgi-notify-pending-work</w:t>
+      </w:r>
+      <w:r>
+        <w:t xml:space="preserve"> (quote เดี่ยวครอบ JSON เสมอ) · ตรวจผลด้วย </w:t>
+      </w:r>
+      <w:r>
+        <w:rPr>
+          <w:rFonts w:ascii="Courier New" w:hAnsi="Courier New" w:eastAsia="Courier New" w:cs="Tahoma"/>
+        </w:rPr>
+        <w:t>echo $?</w:t>
+      </w:r>
+      <w:r>
+        <w:t xml:space="preserve"> ต้องเป็น 0 เมื่อสำเร็จ</w:t>
       </w:r>
     </w:p>
     <w:p>
